--- a/acts-sermons/docx/22_2027-03-14_성전보다크신하나님_행7장1-53절.docx
+++ b/acts-sermons/docx/22_2027-03-14_성전보다크신하나님_행7장1-53절.docx
@@ -673,33 +673,33 @@
           <w:sz w:val="24"/>
           <w:szCs w:val="24"/>
         </w:rPr>
-        <w:t xml:space="preserve">열왕기상 22장에 미가야라는 선지자가 나옵니다. 이스라엘 왕 아합과 유다 왕 여호사밧이 함께 길르앗 라못을 치러 가려고 할 때였습니다. 아합 왕 곁에는 선지자가 사백 명이나 있었습니다. 그들은 한목소리로 ‘올라가소서 주께서 그 성읍을 왕의 손에 넘기시리이다’라고 말했습니다. 겉으로 보기엔 아주 경건한 장면이었습니다.</w:t>
-      </w:r>
-    </w:p>
-    <w:p>
-      <w:pPr>
-        <w:spacing w:after="160" w:line="360"/>
-      </w:pPr>
-      <w:r>
-        <w:rPr>
-          <w:rFonts w:ascii="맑은 고딕" w:cs="맑은 고딕" w:eastAsia="맑은 고딕" w:hAnsi="맑은 고딕"/>
-          <w:sz w:val="24"/>
-          <w:szCs w:val="24"/>
-        </w:rPr>
-        <w:t xml:space="preserve">그런데 여호사밧이 물었습니다. ‘이 외에 우리가 물을 만한 여호와의 선지자가 여기 있지 아니하니이까?’ 그러자 아합이 대답합니다. ‘아직 이믈라의 아들 미가야 한 사람이 있으나 그는 내게 대하여 길한 일은 예언하지 아니하고 흉한 일만 예언하기로 내가 그를 미워하나이다.’ 하나님의 말씀을 전하는 단 한 사람을 왕은 미워했습니다.</w:t>
-      </w:r>
-    </w:p>
-    <w:p>
-      <w:pPr>
-        <w:spacing w:after="160" w:line="360"/>
-      </w:pPr>
-      <w:r>
-        <w:rPr>
-          <w:rFonts w:ascii="맑은 고딕" w:cs="맑은 고딕" w:eastAsia="맑은 고딕" w:hAnsi="맑은 고딕"/>
-          <w:sz w:val="24"/>
-          <w:szCs w:val="24"/>
-        </w:rPr>
-        <w:t xml:space="preserve">미가야는 왕 앞에서 하나님이 보여 주신 그대로 말했습니다. 그 결과 그는 뺨을 맞고 감옥에 갇혔으며 고생의 떡과 물을 먹어야 했습니다. 그러나 결국 미가야의 말대로 아합은 전쟁터에서 죽었습니다. 사백 명의 종교인들은 왕이 듣고 싶은 말을 했고, 한 사람의 선지자는 하나님의 말씀을 했습니다. 그리고 사람들은 언제나 그 한 사람을 거절했습니다. 스데반이 말한 이스라엘의 역사가 바로 이런 역사였습니다.</w:t>
+        <w:t xml:space="preserve">누가복음 4장에서 예수님은 자라나신 고향 나사렛에 가셨습니다. 안식일에 늘 하시던 대로 회당에 들어가 성경을 읽으려고 서시자, 선지자 이사야의 글이 건네졌습니다. 예수님은 그 책을 펴서 이렇게 기록된 곳을 읽으셨습니다. “주의 성령이 내게 임하셨으니 이는 가난한 자에게 복음을 전하게 하시려고 내게 기름을 부으시고”(눅 4:18). 그리고 책을 덮고 앉으셔서 말씀하셨습니다. “이 글이 오늘 너희 귀에 응하였느니라”(눅 4:21).</w:t>
+      </w:r>
+    </w:p>
+    <w:p>
+      <w:pPr>
+        <w:spacing w:after="160" w:line="360"/>
+      </w:pPr>
+      <w:r>
+        <w:rPr>
+          <w:rFonts w:ascii="맑은 고딕" w:cs="맑은 고딕" w:eastAsia="맑은 고딕" w:hAnsi="맑은 고딕"/>
+          <w:sz w:val="24"/>
+          <w:szCs w:val="24"/>
+        </w:rPr>
+        <w:t xml:space="preserve">처음에 사람들은 그 은혜로운 말씀에 놀랐습니다. 그러나 곧 이렇게 말했습니다. 이 사람이 요셉의 아들이 아니냐. 자기들이 잘 아는 목수의 아들이 약속된 메시아일 리 없다고 생각한 것입니다. 예수님께서 선지자가 고향에서는 환영을 받지 못한다고 말씀하시고, 엘리야 시대의 사르밧 과부와 엘리사 시대의 수리아 사람 나아만을 예로 드시자 회당 안의 사람들은 크게 화가 났습니다.</w:t>
+      </w:r>
+    </w:p>
+    <w:p>
+      <w:pPr>
+        <w:spacing w:after="160" w:line="360"/>
+      </w:pPr>
+      <w:r>
+        <w:rPr>
+          <w:rFonts w:ascii="맑은 고딕" w:cs="맑은 고딕" w:eastAsia="맑은 고딕" w:hAnsi="맑은 고딕"/>
+          <w:sz w:val="24"/>
+          <w:szCs w:val="24"/>
+        </w:rPr>
+        <w:t xml:space="preserve">그들은 일어나 예수님을 동네 밖으로 쫓아내고, 동네가 세워진 산 낭떠러지까지 끌고 가서 밀쳐 떨어뜨리려 했습니다. 하나님이 보내신 구원자가 눈앞에서 은혜의 해를 선포하셨는데, 그들은 그분을 거절했습니다. 스데반이 공회 앞에서 말한 이스라엘의 역사가 바로 이런 역사였습니다. 형들에게 팔린 요셉, 동족에게 배척당한 모세, 그리고 마침내 거절당하신 의인 예수님. 사람들은 하나님이 보내신 구원자를 거듭 거절했습니다.</w:t>
       </w:r>
     </w:p>
     <w:p>

--- a/acts-sermons/docx/22_2027-03-14_성전보다크신하나님_행7장1-53절.docx
+++ b/acts-sermons/docx/22_2027-03-14_성전보다크신하나님_행7장1-53절.docx
@@ -135,7 +135,7 @@
           <w:sz w:val="24"/>
           <w:szCs w:val="24"/>
         </w:rPr>
-        <w:t xml:space="preserve">스데반 집사가 공회 앞에 섰을 때 받은 고발이 바로 이것이었습니다. ‘이 사람이 거룩한 곳과 율법을 거슬러 말한다.’ 당시 유대 지도자들에게 예루살렘 성전은 하나님 그 자체와 같았습니다. 성전을 건드리면 하나님을 건드리는 것이라고 생각했습니다. 그래서 대제사장이 물었습니다. ‘이것이 사실이냐?’</w:t>
+        <w:t xml:space="preserve">스데반 집사가 공회 앞에 섰을 때 받은 고발이 바로 이것이었습니다. ‘이 사람이 이 거룩한 곳과 율법을 거슬러 말하기를 마지아니하는도다.’(행 6:13) 당시 유대 지도자들에게 예루살렘 성전은 하나님 그 자체와 같았습니다. 성전을 건드리면 하나님을 건드리는 것이라고 생각했습니다. 그래서 대제사장이 물었습니다. ‘이것이 사실이냐?’</w:t>
       </w:r>
     </w:p>
     <w:p>
@@ -279,33 +279,33 @@
           <w:sz w:val="24"/>
           <w:szCs w:val="24"/>
         </w:rPr>
-        <w:t xml:space="preserve">스데반의 설교 첫 문장을 주목해 보십시오. ‘영광의 하나님이 메소보다미아에 있을 때에 아브라함에게 보이셨다.’ 메소보다미아는 거룩한 땅이 아니었습니다. 성전도 없고 제단도 없는 우상의 땅이었습니다. 그런데 바로 그곳에서 영광의 하나님이 먼저 찾아오셨습니다. 하나님의 영광은 예루살렘에서 시작된 것이 아니라 이방 땅에서 먼저 나타났습니다.</w:t>
-      </w:r>
-    </w:p>
-    <w:p>
-      <w:pPr>
-        <w:spacing w:after="160" w:line="360"/>
-      </w:pPr>
-      <w:r>
-        <w:rPr>
-          <w:rFonts w:ascii="맑은 고딕" w:cs="맑은 고딕" w:eastAsia="맑은 고딕" w:hAnsi="맑은 고딕"/>
-          <w:sz w:val="24"/>
-          <w:szCs w:val="24"/>
-        </w:rPr>
-        <w:t xml:space="preserve">스데반은 계속해서 말합니다. 아브라함은 약속의 땅에서 ‘발 붙일 만큼도’ 유업을 받지 못했습니다(5절). 그런데도 하나님은 그와 함께하셨습니다. 요셉은 형들에게 팔려 애굽으로 끌려갔지만 ‘하나님이 그와 함께 계시사’(9절) 모든 환난에서 건지셨습니다. 애굽은 이방의 땅이었지만 하나님은 거기 계셨습니다.</w:t>
-      </w:r>
-    </w:p>
-    <w:p>
-      <w:pPr>
-        <w:spacing w:after="160" w:line="360"/>
-      </w:pPr>
-      <w:r>
-        <w:rPr>
-          <w:rFonts w:ascii="맑은 고딕" w:cs="맑은 고딕" w:eastAsia="맑은 고딕" w:hAnsi="맑은 고딕"/>
-          <w:sz w:val="24"/>
-          <w:szCs w:val="24"/>
-        </w:rPr>
-        <w:t xml:space="preserve">모세는 어떻습니까? 모세가 하나님을 만난 곳은 시내 산 광야, 가시나무 떨기 가운데였습니다. 그때 하나님은 ‘네가 서 있는 곳은 거룩한 땅이니 신을 벗으라’(33절)고 하셨습니다. 땅이 원래 거룩해서가 아닙니다. 하나님이 계시니까 그 광야가 거룩한 땅이 된 것입니다.</w:t>
+        <w:t xml:space="preserve">스데반의 설교 첫 문장을 주목해 보십시오. ‘우리 조상 아브라함이 하란에 있기 전 메소보다미아에 있을 때에 영광의 하나님이 그에게 보이어.’ 메소보다미아는 거룩한 땅이 아니었습니다. 성전도 없고 제단도 없는 우상의 땅이었습니다. 그런데 바로 그곳에서 영광의 하나님이 먼저 찾아오셨습니다. 하나님의 영광은 예루살렘에서 시작된 것이 아니라 이방 땅에서 먼저 나타났습니다.</w:t>
+      </w:r>
+    </w:p>
+    <w:p>
+      <w:pPr>
+        <w:spacing w:after="160" w:line="360"/>
+      </w:pPr>
+      <w:r>
+        <w:rPr>
+          <w:rFonts w:ascii="맑은 고딕" w:cs="맑은 고딕" w:eastAsia="맑은 고딕" w:hAnsi="맑은 고딕"/>
+          <w:sz w:val="24"/>
+          <w:szCs w:val="24"/>
+        </w:rPr>
+        <w:t xml:space="preserve">스데반은 계속해서 말합니다. 아브라함은 약속의 땅에서 ‘발 붙일 만한 땅도’ 유업으로 받지 못했습니다(5절). 그런데도 하나님은 그와 함께하셨습니다. 요셉은 형들에게 팔려 애굽으로 끌려갔지만 ‘하나님이 그와 함께 계시사’(9절) 모든 환난에서 건지셨습니다. 애굽은 이방의 땅이었지만 하나님은 거기 계셨습니다.</w:t>
+      </w:r>
+    </w:p>
+    <w:p>
+      <w:pPr>
+        <w:spacing w:after="160" w:line="360"/>
+      </w:pPr>
+      <w:r>
+        <w:rPr>
+          <w:rFonts w:ascii="맑은 고딕" w:cs="맑은 고딕" w:eastAsia="맑은 고딕" w:hAnsi="맑은 고딕"/>
+          <w:sz w:val="24"/>
+          <w:szCs w:val="24"/>
+        </w:rPr>
+        <w:t xml:space="preserve">모세는 어떻습니까? 모세가 하나님을 만난 곳은 시내 산 광야, 가시나무 떨기 가운데였습니다. 그때 하나님은 ‘네 발의 신을 벗으라 네가 서 있는 곳은 거룩한 땅이니라’(33절)고 하셨습니다. 땅이 원래 거룩해서가 아닙니다. 하나님이 계시니까 그 광야가 거룩한 땅이 된 것입니다.</w:t>
       </w:r>
     </w:p>
     <w:p>
@@ -382,7 +382,7 @@
           <w:sz w:val="24"/>
           <w:szCs w:val="24"/>
         </w:rPr>
-        <w:t xml:space="preserve">포로 된 백성은 ‘이제 하나님도 우리를 떠나셨다’고 생각했습니다. 그러나 하나님은 바벨론 강가까지 찾아오셨습니다. 더 나아가 에스겔 11장에서 하나님은 ‘그들이 이른 나라들에서 내가 잠깐 그들에게 성소가 되리라’(겔 11:16)고 말씀하셨습니다. 건물이 무너져도 하나님은 친히 당신의 백성에게 성소가 되어 주십니다. 스데반이 공회 앞에서 외친 진리가 이미 수백 년 전 그발 강가에서 선포되었던 것입니다.</w:t>
+        <w:t xml:space="preserve">포로 된 백성은 ‘이제 하나님도 우리를 떠나셨다’고 생각했습니다. 그러나 하나님은 바벨론 강가까지 찾아오셨습니다. 더 나아가 에스겔 11장에서 하나님은 ‘그들이 도달한 나라들에서 내가 잠깐 그들에게 성소가 되리라’(겔 11:16)고 말씀하셨습니다. 건물이 무너져도 하나님은 친히 당신의 백성에게 성소가 되어 주십니다. 스데반이 공회 앞에서 외친 진리가 이미 수백 년 전 그발 강가에서 선포되었던 것입니다.</w:t>
       </w:r>
     </w:p>
     <w:p>
@@ -609,7 +609,7 @@
           <w:sz w:val="24"/>
           <w:szCs w:val="24"/>
         </w:rPr>
-        <w:t xml:space="preserve">모세도 그랬습니다. 모세가 동족을 도우려 할 때 ‘누가 너를 우리 위에 관리와 재판장으로 세웠느냐’(27절)며 밀어냈습니다. 스데반은 35절에서 이 말을 다시 꺼내어 강조합니다. ‘거절하던 그 모세를 하나님은 속량하는 자로 보내셨다.’ 광야에서도 백성은 모세에게 복종하지 않고 ‘마음이 도리어 애굽으로 향하여’(39절) 금송아지를 만들었습니다.</w:t>
+        <w:t xml:space="preserve">모세도 그랬습니다. 모세가 동족을 도우려 할 때 ‘누가 너를 관리와 재판장으로 우리 위에 세웠느냐’(27절)며 밀어냈습니다. 스데반은 35절에서 이 말을 다시 꺼내어 강조합니다. ‘거절하던 그 모세를 하나님은 … 관리와 속량하는 자로서 보내셨으니.’ 광야에서도 백성은 모세에게 복종하지 않고 ‘마음이 도리어 애굽으로 향하여’(39절) 금송아지를 만들었습니다.</w:t>
       </w:r>
     </w:p>
     <w:p>
